--- a/SG4_Innovation/SG4_Artefacts/SG4_Vision.docx
+++ b/SG4_Innovation/SG4_Artefacts/SG4_Vision.docx
@@ -1371,6 +1371,265 @@
           </w:p>
         </w:tc>
       </w:tr>
+      <w:tr>
+        <w:trPr>
+          <w:cantSplit w:val="0"/>
+          <w:tblHeader w:val="0"/>
+        </w:trPr>
+        <w:tc>
+          <w:tcPr>
+            <w:vAlign w:val="top"/>
+          </w:tcPr>
+          <w:p>
+            <w:pPr>
+              <w:keepNext w:val="0"/>
+              <w:keepLines w:val="1"/>
+              <w:pageBreakBefore w:val="0"/>
+              <w:widowControl w:val="0"/>
+              <w:pBdr>
+                <w:top w:space="0" w:sz="0" w:val="nil"/>
+                <w:left w:space="0" w:sz="0" w:val="nil"/>
+                <w:bottom w:space="0" w:sz="0" w:val="nil"/>
+                <w:right w:space="0" w:sz="0" w:val="nil"/>
+                <w:between w:space="0" w:sz="0" w:val="nil"/>
+              </w:pBdr>
+              <w:shd w:fill="auto" w:val="clear"/>
+              <w:spacing w:after="120" w:before="0" w:line="240" w:lineRule="auto"/>
+              <w:ind w:left="0" w:right="0" w:firstLine="0"/>
+              <w:jc w:val="left"/>
+              <w:rPr/>
+            </w:pPr>
+            <w:r>
+              <w:rPr>
+                <w:rtl w:val="0"/>
+              </w:rPr>
+              <w:t xml:space="preserve">2026-03-16</w:t>
+            </w:r>
+          </w:p>
+        </w:tc>
+        <w:tc>
+          <w:tcPr>
+            <w:vAlign w:val="top"/>
+          </w:tcPr>
+          <w:p>
+            <w:pPr>
+              <w:keepNext w:val="0"/>
+              <w:keepLines w:val="1"/>
+              <w:pageBreakBefore w:val="0"/>
+              <w:widowControl w:val="0"/>
+              <w:pBdr>
+                <w:top w:space="0" w:sz="0" w:val="nil"/>
+                <w:left w:space="0" w:sz="0" w:val="nil"/>
+                <w:bottom w:space="0" w:sz="0" w:val="nil"/>
+                <w:right w:space="0" w:sz="0" w:val="nil"/>
+                <w:between w:space="0" w:sz="0" w:val="nil"/>
+              </w:pBdr>
+              <w:shd w:fill="auto" w:val="clear"/>
+              <w:spacing w:after="120" w:before="0" w:line="240" w:lineRule="auto"/>
+              <w:ind w:left="0" w:right="0" w:firstLine="0"/>
+              <w:jc w:val="left"/>
+              <w:rPr/>
+            </w:pPr>
+            <w:r>
+              <w:rPr>
+                <w:rtl w:val="0"/>
+              </w:rPr>
+              <w:t xml:space="preserve">1.1</w:t>
+            </w:r>
+          </w:p>
+        </w:tc>
+        <w:tc>
+          <w:tcPr>
+            <w:vAlign w:val="top"/>
+          </w:tcPr>
+          <w:p>
+            <w:pPr>
+              <w:keepNext w:val="0"/>
+              <w:keepLines w:val="1"/>
+              <w:pageBreakBefore w:val="0"/>
+              <w:widowControl w:val="0"/>
+              <w:pBdr>
+                <w:top w:space="0" w:sz="0" w:val="nil"/>
+                <w:left w:space="0" w:sz="0" w:val="nil"/>
+                <w:bottom w:space="0" w:sz="0" w:val="nil"/>
+                <w:right w:space="0" w:sz="0" w:val="nil"/>
+                <w:between w:space="0" w:sz="0" w:val="nil"/>
+              </w:pBdr>
+              <w:shd w:fill="auto" w:val="clear"/>
+              <w:spacing w:after="120" w:before="0" w:line="240" w:lineRule="auto"/>
+              <w:ind w:left="0" w:right="0" w:firstLine="0"/>
+              <w:jc w:val="left"/>
+              <w:rPr/>
+            </w:pPr>
+            <w:r>
+              <w:rPr>
+                <w:rtl w:val="0"/>
+              </w:rPr>
+              <w:t xml:space="preserve">Updated Vision with Firebase AI and Web</w:t>
+            </w:r>
+          </w:p>
+        </w:tc>
+        <w:tc>
+          <w:tcPr>
+            <w:vAlign w:val="top"/>
+          </w:tcPr>
+          <w:p>
+            <w:pPr>
+              <w:keepNext w:val="0"/>
+              <w:keepLines w:val="1"/>
+              <w:pageBreakBefore w:val="0"/>
+              <w:widowControl w:val="0"/>
+              <w:pBdr>
+                <w:top w:space="0" w:sz="0" w:val="nil"/>
+                <w:left w:space="0" w:sz="0" w:val="nil"/>
+                <w:bottom w:space="0" w:sz="0" w:val="nil"/>
+                <w:right w:space="0" w:sz="0" w:val="nil"/>
+                <w:between w:space="0" w:sz="0" w:val="nil"/>
+              </w:pBdr>
+              <w:shd w:fill="auto" w:val="clear"/>
+              <w:spacing w:after="120" w:before="0" w:line="240" w:lineRule="auto"/>
+              <w:ind w:left="0" w:right="0" w:firstLine="0"/>
+              <w:jc w:val="left"/>
+              <w:rPr/>
+            </w:pPr>
+            <w:r>
+              <w:rPr>
+                <w:rtl w:val="0"/>
+              </w:rPr>
+            </w:r>
+          </w:p>
+        </w:tc>
+      </w:tr>
+      <w:tr>
+        <w:trPr>
+          <w:cantSplit w:val="0"/>
+          <w:tblHeader w:val="0"/>
+        </w:trPr>
+        <w:tc>
+          <w:tcPr>
+            <w:vAlign w:val="top"/>
+          </w:tcPr>
+          <w:p>
+            <w:pPr>
+              <w:keepNext w:val="0"/>
+              <w:keepLines w:val="1"/>
+              <w:pageBreakBefore w:val="0"/>
+              <w:widowControl w:val="0"/>
+              <w:pBdr>
+                <w:top w:space="0" w:sz="0" w:val="nil"/>
+                <w:left w:space="0" w:sz="0" w:val="nil"/>
+                <w:bottom w:space="0" w:sz="0" w:val="nil"/>
+                <w:right w:space="0" w:sz="0" w:val="nil"/>
+                <w:between w:space="0" w:sz="0" w:val="nil"/>
+              </w:pBdr>
+              <w:shd w:fill="auto" w:val="clear"/>
+              <w:spacing w:after="120" w:before="0" w:line="240" w:lineRule="auto"/>
+              <w:ind w:left="0" w:right="0" w:firstLine="0"/>
+              <w:jc w:val="left"/>
+              <w:rPr/>
+            </w:pPr>
+            <w:r>
+              <w:rPr>
+                <w:rtl w:val="0"/>
+              </w:rPr>
+              <w:t xml:space="preserve">2026-03-16</w:t>
+            </w:r>
+          </w:p>
+        </w:tc>
+        <w:tc>
+          <w:tcPr>
+            <w:vAlign w:val="top"/>
+          </w:tcPr>
+          <w:p>
+            <w:pPr>
+              <w:keepNext w:val="0"/>
+              <w:keepLines w:val="1"/>
+              <w:pageBreakBefore w:val="0"/>
+              <w:widowControl w:val="0"/>
+              <w:pBdr>
+                <w:top w:space="0" w:sz="0" w:val="nil"/>
+                <w:left w:space="0" w:sz="0" w:val="nil"/>
+                <w:bottom w:space="0" w:sz="0" w:val="nil"/>
+                <w:right w:space="0" w:sz="0" w:val="nil"/>
+                <w:between w:space="0" w:sz="0" w:val="nil"/>
+              </w:pBdr>
+              <w:shd w:fill="auto" w:val="clear"/>
+              <w:spacing w:after="120" w:before="0" w:line="240" w:lineRule="auto"/>
+              <w:ind w:left="0" w:right="0" w:firstLine="0"/>
+              <w:jc w:val="left"/>
+              <w:rPr/>
+            </w:pPr>
+            <w:r>
+              <w:rPr>
+                <w:rtl w:val="0"/>
+              </w:rPr>
+              <w:t xml:space="preserve">1.1</w:t>
+            </w:r>
+          </w:p>
+        </w:tc>
+        <w:tc>
+          <w:tcPr>
+            <w:vAlign w:val="top"/>
+          </w:tcPr>
+          <w:p>
+            <w:pPr>
+              <w:keepNext w:val="0"/>
+              <w:keepLines w:val="1"/>
+              <w:pageBreakBefore w:val="0"/>
+              <w:widowControl w:val="0"/>
+              <w:pBdr>
+                <w:top w:space="0" w:sz="0" w:val="nil"/>
+                <w:left w:space="0" w:sz="0" w:val="nil"/>
+                <w:bottom w:space="0" w:sz="0" w:val="nil"/>
+                <w:right w:space="0" w:sz="0" w:val="nil"/>
+                <w:between w:space="0" w:sz="0" w:val="nil"/>
+              </w:pBdr>
+              <w:shd w:fill="auto" w:val="clear"/>
+              <w:spacing w:after="120" w:before="0" w:line="240" w:lineRule="auto"/>
+              <w:ind w:left="0" w:right="0" w:firstLine="0"/>
+              <w:jc w:val="left"/>
+              <w:rPr/>
+            </w:pPr>
+            <w:r>
+              <w:rPr>
+                <w:rtl w:val="0"/>
+              </w:rPr>
+              <w:t xml:space="preserve">Testing</w:t>
+            </w:r>
+          </w:p>
+        </w:tc>
+        <w:tc>
+          <w:tcPr>
+            <w:vAlign w:val="top"/>
+          </w:tcPr>
+          <w:p>
+            <w:pPr>
+              <w:keepNext w:val="0"/>
+              <w:keepLines w:val="1"/>
+              <w:pageBreakBefore w:val="0"/>
+              <w:widowControl w:val="0"/>
+              <w:pBdr>
+                <w:top w:space="0" w:sz="0" w:val="nil"/>
+                <w:left w:space="0" w:sz="0" w:val="nil"/>
+                <w:bottom w:space="0" w:sz="0" w:val="nil"/>
+                <w:right w:space="0" w:sz="0" w:val="nil"/>
+                <w:between w:space="0" w:sz="0" w:val="nil"/>
+              </w:pBdr>
+              <w:shd w:fill="auto" w:val="clear"/>
+              <w:spacing w:after="120" w:before="0" w:line="240" w:lineRule="auto"/>
+              <w:ind w:left="0" w:right="0" w:firstLine="0"/>
+              <w:jc w:val="left"/>
+              <w:rPr/>
+            </w:pPr>
+            <w:r>
+              <w:rPr>
+                <w:rtl w:val="0"/>
+              </w:rPr>
+              <w:t xml:space="preserve">Daniel Marcarini</w:t>
+            </w:r>
+          </w:p>
+        </w:tc>
+      </w:tr>
     </w:tbl>
     <w:p>
       <w:pPr>
@@ -1738,7 +1997,7 @@
           <w:szCs w:val="24"/>
           <w:rtl w:val="0"/>
         </w:rPr>
-        <w:t xml:space="preserve">The core idea is to allow users to control home devices such as doors and ventilation systems using simple conversational commands via a mobile application. In addition to manual interaction, the system continuously monitors environmental and safety-related conditions, including fire detection, gas leakage, rain detection, and indoor temperature.</w:t>
+        <w:t xml:space="preserve">The core idea is to allow users to control home devices such as doors and ventilation systems using simple conversational commands via a web or mobile application. In addition to manual interaction, the system continuously monitors environmental and safety-related conditions, including fire detection, gas leakage, rain detection, and indoor temperature.</w:t>
       </w:r>
     </w:p>
     <w:p>
@@ -2107,7 +2366,7 @@
           <w:szCs w:val="24"/>
           <w:rtl w:val="0"/>
         </w:rPr>
-        <w:t xml:space="preserve">A mobile application interface for user interaction.</w:t>
+        <w:t xml:space="preserve">A web and mobile application interface for user interaction.</w:t>
       </w:r>
     </w:p>
     <w:p>
@@ -2129,7 +2388,7 @@
           <w:szCs w:val="24"/>
           <w:rtl w:val="0"/>
         </w:rPr>
-        <w:t xml:space="preserve">A backend server responsible for processing logic.</w:t>
+        <w:t xml:space="preserve">A Firebase based AI service for natural language interpretation.</w:t>
       </w:r>
     </w:p>
     <w:p>
@@ -2248,7 +2507,7 @@
           <w:szCs w:val="24"/>
           <w:rtl w:val="0"/>
         </w:rPr>
-        <w:t xml:space="preserve">In normal operation mode, users communicate with the system through simple natural language commands using the mobile AI chat interface. users communicate with the system through simple natural language commands using the mobile AI interface, including both text and speech input.</w:t>
+        <w:t xml:space="preserve">In normal operation mode, users communicate with the system through simple natural language commands using the AI chat interface in the web or mobile application. users communicate with the system through simple natural language commands using the mobile AI interface, including both text and speech input.</w:t>
       </w:r>
     </w:p>
     <w:p>
@@ -2265,7 +2524,7 @@
           <w:szCs w:val="24"/>
           <w:rtl w:val="0"/>
         </w:rPr>
-        <w:t xml:space="preserve">This mode allows users to request actions related to devices such as doors and ventilation, as well as ask about temperature or general system status. The mobile application displays the AI’s response as confirmation or information for the user.</w:t>
+        <w:t xml:space="preserve">This mode allows users to request actions related to devices such as doors and ventilation, as well as ask about temperature or general system status. The application displays the AI’s response as confirmation or information for the user.</w:t>
       </w:r>
     </w:p>
     <w:p>
@@ -2362,7 +2621,7 @@
           <w:szCs w:val="24"/>
           <w:rtl w:val="0"/>
         </w:rPr>
-        <w:t xml:space="preserve">The AI interaction mode allows users to communicate with the system using natural language through the mobile chat interface. The AI interprets different ways of phrasing commands and generates appropriate responses.</w:t>
+        <w:t xml:space="preserve">The AI interaction mode allows users to communicate with the system using natural language through the chat interface in the web or mobile application. The AI interprets different ways of phrasing commands and generates appropriate responses.</w:t>
       </w:r>
     </w:p>
     <w:p>
@@ -2468,7 +2727,7 @@
           <w:szCs w:val="24"/>
           <w:rtl w:val="0"/>
         </w:rPr>
-        <w:t xml:space="preserve">The system shall enable reliable device control through the backend and device control layer.</w:t>
+        <w:t xml:space="preserve">The system shall enable reliable device control through the AI service  and device control layer.</w:t>
       </w:r>
     </w:p>
     <w:p>
@@ -2512,7 +2771,7 @@
           <w:szCs w:val="24"/>
           <w:rtl w:val="0"/>
         </w:rPr>
-        <w:t xml:space="preserve">The system shall provide clear and meaningful feedback to users through the mobile application.</w:t>
+        <w:t xml:space="preserve">The system shall provide clear and meaningful feedback to users through the application interface.</w:t>
       </w:r>
     </w:p>
     <w:p>
@@ -2561,8 +2820,11 @@
       </w:pPr>
       <w:r>
         <w:rPr>
-          <w:rtl w:val="0"/>
-        </w:rPr>
+          <w:sz w:val="24"/>
+          <w:szCs w:val="24"/>
+          <w:rtl w:val="0"/>
+        </w:rPr>
+        <w:t xml:space="preserve">In the current sprint, SG4 Innovation contributes by supporting verification of the web-based control interface used to interact with the smart house system. This includes testing authentication, state synchronization, and device-control actions so that interaction between the user interface and the backend/device layer can be validated before final demonstration. This work supports the overall project goal of providing a reliable and usable smart home experience.</w:t>
       </w:r>
     </w:p>
     <w:p>
